--- a/cv/resume_1.docx
+++ b/cv/resume_1.docx
@@ -1,6 +1,6 @@
 
 <file path=word/document.xml><?xml version="1.0" encoding="utf-8"?>
-<w:document xmlns:wpc="http://schemas.microsoft.com/office/word/2010/wordprocessingCanvas" xmlns:cx="http://schemas.microsoft.com/office/drawing/2014/chartex" xmlns:cx1="http://schemas.microsoft.com/office/drawing/2015/9/8/chartex" xmlns:cx2="http://schemas.microsoft.com/office/drawing/2015/10/21/chartex" xmlns:cx3="http://schemas.microsoft.com/office/drawing/2016/5/9/chartex" xmlns:cx4="http://schemas.microsoft.com/office/drawing/2016/5/10/chartex" xmlns:cx5="http://schemas.microsoft.com/office/drawing/2016/5/11/chartex" xmlns:cx6="http://schemas.microsoft.com/office/drawing/2016/5/12/chartex" xmlns:cx7="http://schemas.microsoft.com/office/drawing/2016/5/13/chartex" xmlns:cx8="http://schemas.microsoft.com/office/drawing/2016/5/14/chartex" xmlns:mc="http://schemas.openxmlformats.org/markup-compatibility/2006" xmlns:m="http://schemas.openxmlformats.org/officeDocument/2006/math" xmlns:aink="http://schemas.microsoft.com/office/drawing/2016/ink" xmlns:am3d="http://schemas.microsoft.com/office/drawing/2017/model3d" xmlns:oel="http://schemas.microsoft.com/office/2019/extlst" xmlns:r="http://schemas.openxmlformats.org/officeDocument/2006/relationships" xmlns:wp14="http://schemas.microsoft.com/office/word/2010/wordprocessingDrawing" xmlns:wp="http://schemas.openxmlformats.org/drawingml/2006/wordprocessingDrawing" xmlns:wpg="http://schemas.microsoft.com/office/word/2010/wordprocessingGroup" xmlns:wpi="http://schemas.microsoft.com/office/word/2010/wordprocessingInk" xmlns:wps="http://schemas.microsoft.com/office/word/2010/wordprocessingShape" xmlns:o="urn:schemas-microsoft-com:office:office" xmlns:v="urn:schemas-microsoft-com:vml" xmlns:w10="urn:schemas-microsoft-com:office:word" xmlns:w="http://schemas.openxmlformats.org/wordprocessingml/2006/main" xmlns:w14="http://schemas.microsoft.com/office/word/2010/wordml" xmlns:w15="http://schemas.microsoft.com/office/word/2012/wordml" xmlns:w16cei="http://schemas.microsoft.com/office/word/2026/wordml/cei" xmlns:w16cex="http://schemas.microsoft.com/office/word/2018/wordml/cex" xmlns:w16cid="http://schemas.microsoft.com/office/word/2016/wordml/cid" xmlns:w16="http://schemas.microsoft.com/office/word/2018/wordml" xmlns:w16sdtdh="http://schemas.microsoft.com/office/word/2020/wordml/sdtdatahash" xmlns:w16sdtfl="http://schemas.microsoft.com/office/word/2024/wordml/sdtformatlock" xmlns:w16se="http://schemas.microsoft.com/office/word/2015/wordml/symex" xmlns:w16du="http://schemas.microsoft.com/office/word/2023/wordml/word16du" xmlns:wne="http://schemas.microsoft.com/office/word/2006/wordml" mc:Ignorable="w14 w15 w16se w16cid w16 w16cex w16sdtdh w16sdtfl w16du wp14">
+<w:document xmlns:wpc="http://schemas.microsoft.com/office/word/2010/wordprocessingCanvas" xmlns:cx="http://schemas.microsoft.com/office/drawing/2014/chartex" xmlns:cx1="http://schemas.microsoft.com/office/drawing/2015/9/8/chartex" xmlns:cx2="http://schemas.microsoft.com/office/drawing/2015/10/21/chartex" xmlns:cx3="http://schemas.microsoft.com/office/drawing/2016/5/9/chartex" xmlns:cx4="http://schemas.microsoft.com/office/drawing/2016/5/10/chartex" xmlns:cx5="http://schemas.microsoft.com/office/drawing/2016/5/11/chartex" xmlns:cx6="http://schemas.microsoft.com/office/drawing/2016/5/12/chartex" xmlns:cx7="http://schemas.microsoft.com/office/drawing/2016/5/13/chartex" xmlns:cx8="http://schemas.microsoft.com/office/drawing/2016/5/14/chartex" xmlns:mc="http://schemas.openxmlformats.org/markup-compatibility/2006" xmlns:m="http://schemas.openxmlformats.org/officeDocument/2006/math" xmlns:aink="http://schemas.microsoft.com/office/drawing/2016/ink" xmlns:am3d="http://schemas.microsoft.com/office/drawing/2017/model3d" xmlns:oel="http://schemas.microsoft.com/office/2019/extlst" xmlns:r="http://schemas.openxmlformats.org/officeDocument/2006/relationships" xmlns:wp14="http://schemas.microsoft.com/office/word/2010/wordprocessingDrawing" xmlns:wp="http://schemas.openxmlformats.org/drawingml/2006/wordprocessingDrawing" xmlns:wpg="http://schemas.microsoft.com/office/word/2010/wordprocessingGroup" xmlns:wpi="http://schemas.microsoft.com/office/word/2010/wordprocessingInk" xmlns:wps="http://schemas.microsoft.com/office/word/2010/wordprocessingShape" xmlns:o="urn:schemas-microsoft-com:office:office" xmlns:v="urn:schemas-microsoft-com:vml" xmlns:w10="urn:schemas-microsoft-com:office:word" xmlns:w="http://schemas.openxmlformats.org/wordprocessingml/2006/main" xmlns:w14="http://schemas.microsoft.com/office/word/2010/wordml" xmlns:w15="http://schemas.microsoft.com/office/word/2012/wordml" xmlns:w16cex="http://schemas.microsoft.com/office/word/2018/wordml/cex" xmlns:w16cid="http://schemas.microsoft.com/office/word/2016/wordml/cid" xmlns:w16="http://schemas.microsoft.com/office/word/2018/wordml" xmlns:w16sdtdh="http://schemas.microsoft.com/office/word/2020/wordml/sdtdatahash" xmlns:w16sdtfl="http://schemas.microsoft.com/office/word/2024/wordml/sdtformatlock" xmlns:w16se="http://schemas.microsoft.com/office/word/2015/wordml/symex" xmlns:w16du="http://schemas.microsoft.com/office/word/2023/wordml/word16du" xmlns:wne="http://schemas.microsoft.com/office/word/2006/wordml" mc:Ignorable="w14 w15 w16se w16cid w16 w16cex w16sdtdh w16sdtfl w16du wp14">
   <w:body>
     <w:p>
       <w:pPr>
@@ -1985,6 +1985,126 @@
           <w:b w:val="0"/>
           <w:bCs w:val="0"/>
         </w:rPr>
+        <w:t>Consumption, Savings, and Earnings Responses to</w:t>
+      </w:r>
+      <w:r>
+        <w:rPr>
+          <w:b w:val="0"/>
+          <w:bCs w:val="0"/>
+        </w:rPr>
+        <w:t xml:space="preserve"> </w:t>
+      </w:r>
+      <w:r>
+        <w:rPr>
+          <w:b w:val="0"/>
+          <w:bCs w:val="0"/>
+        </w:rPr>
+        <w:t>Financial Windfalls</w:t>
+      </w:r>
+      <w:r>
+        <w:rPr>
+          <w:b w:val="0"/>
+          <w:bCs w:val="0"/>
+        </w:rPr>
+        <w:t xml:space="preserve">” with Raji Chakrabarti, </w:t>
+      </w:r>
+      <w:r>
+        <w:rPr>
+          <w:b w:val="0"/>
+          <w:bCs w:val="0"/>
+        </w:rPr>
+        <w:t xml:space="preserve">Philippe </w:t>
+      </w:r>
+      <w:proofErr w:type="spellStart"/>
+      <w:r>
+        <w:rPr>
+          <w:b w:val="0"/>
+          <w:bCs w:val="0"/>
+        </w:rPr>
+        <w:t>d’Astous</w:t>
+      </w:r>
+      <w:proofErr w:type="spellEnd"/>
+      <w:r>
+        <w:rPr>
+          <w:b w:val="0"/>
+          <w:bCs w:val="0"/>
+        </w:rPr>
+        <w:t xml:space="preserve">, </w:t>
+      </w:r>
+      <w:proofErr w:type="spellStart"/>
+      <w:r>
+        <w:rPr>
+          <w:b w:val="0"/>
+          <w:bCs w:val="0"/>
+        </w:rPr>
+        <w:t>Sheisha</w:t>
+      </w:r>
+      <w:proofErr w:type="spellEnd"/>
+      <w:r>
+        <w:rPr>
+          <w:b w:val="0"/>
+          <w:bCs w:val="0"/>
+        </w:rPr>
+        <w:t xml:space="preserve"> Kulkarni, </w:t>
+      </w:r>
+      <w:r>
+        <w:rPr>
+          <w:b w:val="0"/>
+          <w:bCs w:val="0"/>
+        </w:rPr>
+        <w:t>Vyacheslav</w:t>
+      </w:r>
+      <w:r>
+        <w:rPr>
+          <w:b w:val="0"/>
+          <w:bCs w:val="0"/>
+        </w:rPr>
+        <w:t xml:space="preserve"> Mikhed, Matthew Notowidigdo, </w:t>
+      </w:r>
+      <w:r>
+        <w:rPr>
+          <w:b w:val="0"/>
+          <w:bCs w:val="0"/>
+        </w:rPr>
+        <w:t>Sahil Raina</w:t>
+      </w:r>
+      <w:r>
+        <w:rPr>
+          <w:b w:val="0"/>
+          <w:bCs w:val="0"/>
+        </w:rPr>
+        <w:t xml:space="preserve"> and Barry Scholnick </w:t>
+      </w:r>
+    </w:p>
+    <w:p>
+      <w:pPr>
+        <w:pStyle w:val="Heading1"/>
+        <w:rPr>
+          <w:b w:val="0"/>
+          <w:bCs w:val="0"/>
+        </w:rPr>
+      </w:pPr>
+    </w:p>
+    <w:p>
+      <w:pPr>
+        <w:pStyle w:val="Heading1"/>
+        <w:rPr>
+          <w:b w:val="0"/>
+          <w:bCs w:val="0"/>
+        </w:rPr>
+      </w:pPr>
+      <w:r>
+        <w:rPr>
+          <w:b w:val="0"/>
+          <w:bCs w:val="0"/>
+        </w:rPr>
+        <w:t>“</w:t>
+      </w:r>
+      <w:r>
+        <w:rPr>
+          <w:b w:val="0"/>
+          <w:bCs w:val="0"/>
+        </w:rPr>
         <w:t>The Labor Market Return to Permanent Residency</w:t>
       </w:r>
       <w:r>
@@ -2235,157 +2355,9 @@
       <w:pPr>
         <w:pStyle w:val="Heading1"/>
       </w:pPr>
-    </w:p>
-    <w:p>
-      <w:pPr>
-        <w:pStyle w:val="Heading1"/>
-      </w:pPr>
-    </w:p>
-    <w:p>
-      <w:pPr>
-        <w:pStyle w:val="Heading1"/>
-      </w:pPr>
-    </w:p>
-    <w:p>
-      <w:pPr>
-        <w:pStyle w:val="Heading1"/>
-      </w:pPr>
-    </w:p>
-    <w:p>
-      <w:pPr>
-        <w:pStyle w:val="Heading1"/>
-      </w:pPr>
       <w:r>
         <w:lastRenderedPageBreak/>
         <w:t>WORK IN PROGRESS</w:t>
-      </w:r>
-    </w:p>
-    <w:p>
-      <w:pPr>
-        <w:pStyle w:val="Heading1"/>
-        <w:ind w:left="0"/>
-        <w:rPr>
-          <w:b w:val="0"/>
-          <w:bCs w:val="0"/>
-        </w:rPr>
-      </w:pPr>
-    </w:p>
-    <w:p>
-      <w:pPr>
-        <w:pStyle w:val="Heading1"/>
-        <w:rPr>
-          <w:b w:val="0"/>
-          <w:bCs w:val="0"/>
-        </w:rPr>
-      </w:pPr>
-      <w:r>
-        <w:rPr>
-          <w:b w:val="0"/>
-          <w:bCs w:val="0"/>
-        </w:rPr>
-        <w:t>“</w:t>
-      </w:r>
-      <w:r>
-        <w:rPr>
-          <w:b w:val="0"/>
-          <w:bCs w:val="0"/>
-        </w:rPr>
-        <w:t>Consumption, Savings, and Earnings Responses to</w:t>
-      </w:r>
-      <w:r>
-        <w:rPr>
-          <w:b w:val="0"/>
-          <w:bCs w:val="0"/>
-        </w:rPr>
-        <w:t xml:space="preserve"> </w:t>
-      </w:r>
-      <w:r>
-        <w:rPr>
-          <w:b w:val="0"/>
-          <w:bCs w:val="0"/>
-        </w:rPr>
-        <w:t>Financial Windfalls</w:t>
-      </w:r>
-      <w:r>
-        <w:rPr>
-          <w:b w:val="0"/>
-          <w:bCs w:val="0"/>
-        </w:rPr>
-        <w:t xml:space="preserve">” with Raji Chakrabarti, </w:t>
-      </w:r>
-      <w:r>
-        <w:rPr>
-          <w:b w:val="0"/>
-          <w:bCs w:val="0"/>
-        </w:rPr>
-        <w:t xml:space="preserve">Philippe </w:t>
-      </w:r>
-      <w:proofErr w:type="spellStart"/>
-      <w:r>
-        <w:rPr>
-          <w:b w:val="0"/>
-          <w:bCs w:val="0"/>
-        </w:rPr>
-        <w:t>d’Astous</w:t>
-      </w:r>
-      <w:proofErr w:type="spellEnd"/>
-      <w:r>
-        <w:rPr>
-          <w:b w:val="0"/>
-          <w:bCs w:val="0"/>
-        </w:rPr>
-        <w:t xml:space="preserve">, </w:t>
-      </w:r>
-      <w:proofErr w:type="spellStart"/>
-      <w:r>
-        <w:rPr>
-          <w:b w:val="0"/>
-          <w:bCs w:val="0"/>
-        </w:rPr>
-        <w:t>Sheisha</w:t>
-      </w:r>
-      <w:proofErr w:type="spellEnd"/>
-      <w:r>
-        <w:rPr>
-          <w:b w:val="0"/>
-          <w:bCs w:val="0"/>
-        </w:rPr>
-        <w:t xml:space="preserve"> Kulkarni, </w:t>
-      </w:r>
-      <w:r>
-        <w:rPr>
-          <w:b w:val="0"/>
-          <w:bCs w:val="0"/>
-        </w:rPr>
-        <w:t>Vyacheslav</w:t>
-      </w:r>
-      <w:r>
-        <w:rPr>
-          <w:b w:val="0"/>
-          <w:bCs w:val="0"/>
-        </w:rPr>
-        <w:t xml:space="preserve"> Mikhed, Matthew Notowidigdo, </w:t>
-      </w:r>
-      <w:r>
-        <w:rPr>
-          <w:b w:val="0"/>
-          <w:bCs w:val="0"/>
-        </w:rPr>
-        <w:t>Sahil Raina</w:t>
-      </w:r>
-      <w:r>
-        <w:rPr>
-          <w:b w:val="0"/>
-          <w:bCs w:val="0"/>
-        </w:rPr>
-        <w:t xml:space="preserve"> </w:t>
-      </w:r>
-      <w:r>
-        <w:rPr>
-          <w:b w:val="0"/>
-          <w:bCs w:val="0"/>
-        </w:rPr>
-        <w:t xml:space="preserve">and Barry Scholnick </w:t>
       </w:r>
     </w:p>
     <w:p>
@@ -3010,7 +2982,6 @@
         <w:ind w:left="0"/>
       </w:pPr>
       <w:r>
-        <w:lastRenderedPageBreak/>
         <w:t>GRADUATE</w:t>
       </w:r>
       <w:r>
@@ -3088,6 +3059,7 @@
         <w:rPr>
           <w:sz w:val="24"/>
         </w:rPr>
+        <w:lastRenderedPageBreak/>
         <w:t>Derek Messacar (Statistics Canada, Memorial University),</w:t>
       </w:r>
       <w:r>
@@ -3674,7 +3646,7 @@
 </file>
 
 <file path=word/numbering.xml><?xml version="1.0" encoding="utf-8"?>
-<w:numbering xmlns:wpc="http://schemas.microsoft.com/office/word/2010/wordprocessingCanvas" xmlns:cx="http://schemas.microsoft.com/office/drawing/2014/chartex" xmlns:cx1="http://schemas.microsoft.com/office/drawing/2015/9/8/chartex" xmlns:cx2="http://schemas.microsoft.com/office/drawing/2015/10/21/chartex" xmlns:cx3="http://schemas.microsoft.com/office/drawing/2016/5/9/chartex" xmlns:cx4="http://schemas.microsoft.com/office/drawing/2016/5/10/chartex" xmlns:cx5="http://schemas.microsoft.com/office/drawing/2016/5/11/chartex" xmlns:cx6="http://schemas.microsoft.com/office/drawing/2016/5/12/chartex" xmlns:cx7="http://schemas.microsoft.com/office/drawing/2016/5/13/chartex" xmlns:cx8="http://schemas.microsoft.com/office/drawing/2016/5/14/chartex" xmlns:mc="http://schemas.openxmlformats.org/markup-compatibility/2006" xmlns:m="http://schemas.openxmlformats.org/officeDocument/2006/math" xmlns:aink="http://schemas.microsoft.com/office/drawing/2016/ink" xmlns:am3d="http://schemas.microsoft.com/office/drawing/2017/model3d" xmlns:oel="http://schemas.microsoft.com/office/2019/extlst" xmlns:r="http://schemas.openxmlformats.org/officeDocument/2006/relationships" xmlns:wp14="http://schemas.microsoft.com/office/word/2010/wordprocessingDrawing" xmlns:wp="http://schemas.openxmlformats.org/drawingml/2006/wordprocessingDrawing" xmlns:wpg="http://schemas.microsoft.com/office/word/2010/wordprocessingGroup" xmlns:wpi="http://schemas.microsoft.com/office/word/2010/wordprocessingInk" xmlns:wps="http://schemas.microsoft.com/office/word/2010/wordprocessingShape" xmlns:o="urn:schemas-microsoft-com:office:office" xmlns:v="urn:schemas-microsoft-com:vml" xmlns:w10="urn:schemas-microsoft-com:office:word" xmlns:w="http://schemas.openxmlformats.org/wordprocessingml/2006/main" xmlns:w14="http://schemas.microsoft.com/office/word/2010/wordml" xmlns:w15="http://schemas.microsoft.com/office/word/2012/wordml" xmlns:w16cei="http://schemas.microsoft.com/office/word/2026/wordml/cei" xmlns:w16cex="http://schemas.microsoft.com/office/word/2018/wordml/cex" xmlns:w16cid="http://schemas.microsoft.com/office/word/2016/wordml/cid" xmlns:w16="http://schemas.microsoft.com/office/word/2018/wordml" xmlns:w16sdtdh="http://schemas.microsoft.com/office/word/2020/wordml/sdtdatahash" xmlns:w16sdtfl="http://schemas.microsoft.com/office/word/2024/wordml/sdtformatlock" xmlns:w16se="http://schemas.microsoft.com/office/word/2015/wordml/symex" xmlns:w16du="http://schemas.microsoft.com/office/word/2023/wordml/word16du" xmlns:wne="http://schemas.microsoft.com/office/word/2006/wordml" mc:Ignorable="w14 w15 w16se w16cid w16 w16cex w16sdtdh w16sdtfl w16du wp14">
+<w:numbering xmlns:wpc="http://schemas.microsoft.com/office/word/2010/wordprocessingCanvas" xmlns:cx="http://schemas.microsoft.com/office/drawing/2014/chartex" xmlns:cx1="http://schemas.microsoft.com/office/drawing/2015/9/8/chartex" xmlns:cx2="http://schemas.microsoft.com/office/drawing/2015/10/21/chartex" xmlns:cx3="http://schemas.microsoft.com/office/drawing/2016/5/9/chartex" xmlns:cx4="http://schemas.microsoft.com/office/drawing/2016/5/10/chartex" xmlns:cx5="http://schemas.microsoft.com/office/drawing/2016/5/11/chartex" xmlns:cx6="http://schemas.microsoft.com/office/drawing/2016/5/12/chartex" xmlns:cx7="http://schemas.microsoft.com/office/drawing/2016/5/13/chartex" xmlns:cx8="http://schemas.microsoft.com/office/drawing/2016/5/14/chartex" xmlns:mc="http://schemas.openxmlformats.org/markup-compatibility/2006" xmlns:m="http://schemas.openxmlformats.org/officeDocument/2006/math" xmlns:aink="http://schemas.microsoft.com/office/drawing/2016/ink" xmlns:am3d="http://schemas.microsoft.com/office/drawing/2017/model3d" xmlns:oel="http://schemas.microsoft.com/office/2019/extlst" xmlns:r="http://schemas.openxmlformats.org/officeDocument/2006/relationships" xmlns:wp14="http://schemas.microsoft.com/office/word/2010/wordprocessingDrawing" xmlns:wp="http://schemas.openxmlformats.org/drawingml/2006/wordprocessingDrawing" xmlns:wpg="http://schemas.microsoft.com/office/word/2010/wordprocessingGroup" xmlns:wpi="http://schemas.microsoft.com/office/word/2010/wordprocessingInk" xmlns:wps="http://schemas.microsoft.com/office/word/2010/wordprocessingShape" xmlns:o="urn:schemas-microsoft-com:office:office" xmlns:v="urn:schemas-microsoft-com:vml" xmlns:w10="urn:schemas-microsoft-com:office:word" xmlns:w="http://schemas.openxmlformats.org/wordprocessingml/2006/main" xmlns:w14="http://schemas.microsoft.com/office/word/2010/wordml" xmlns:w15="http://schemas.microsoft.com/office/word/2012/wordml" xmlns:w16cex="http://schemas.microsoft.com/office/word/2018/wordml/cex" xmlns:w16cid="http://schemas.microsoft.com/office/word/2016/wordml/cid" xmlns:w16="http://schemas.microsoft.com/office/word/2018/wordml" xmlns:w16sdtdh="http://schemas.microsoft.com/office/word/2020/wordml/sdtdatahash" xmlns:w16sdtfl="http://schemas.microsoft.com/office/word/2024/wordml/sdtformatlock" xmlns:w16se="http://schemas.microsoft.com/office/word/2015/wordml/symex" xmlns:w16du="http://schemas.microsoft.com/office/word/2023/wordml/word16du" xmlns:wne="http://schemas.microsoft.com/office/word/2006/wordml" mc:Ignorable="w14 w15 w16se w16cid w16 w16cex w16sdtdh w16sdtfl w16du wp14">
   <w:abstractNum w:abstractNumId="0" w15:restartNumberingAfterBreak="0">
     <w:nsid w:val="6BF14030"/>
     <w:multiLevelType w:val="hybridMultilevel"/>
